--- a/pr-preview/pr-90/chapters/02-randomized-experiments.docx
+++ b/pr-preview/pr-90/chapters/02-randomized-experiments.docx
@@ -548,7 +548,13 @@
         <w:t xml:space="preserve"> </w:t>
       </w:r>
       <w:r>
-        <w:t xml:space="preserve">Ideal experiments are unrealistic, but useful for introducing key concepts; later chapters treat more realistic ones</w:t>
+        <w:t xml:space="preserve">Ideal experiments are unrealistic, but useful for introducing key concepts;</w:t>
+      </w:r>
+      <w:r>
+        <w:t xml:space="preserve"> </w:t>
+      </w:r>
+      <w:r>
+        <w:t xml:space="preserve">later chapters treat more realistic ones</w:t>
       </w:r>
       <w:r>
         <w:t xml:space="preserve"> </w:t>
@@ -5844,7 +5850,13 @@
         <w:t xml:space="preserve"> </w:t>
       </w:r>
       <w:r>
-        <w:t xml:space="preserve">is missing; if</w:t>
+        <w:t xml:space="preserve">is missing;</w:t>
+      </w:r>
+      <w:r>
+        <w:t xml:space="preserve"> </w:t>
+      </w:r>
+      <w:r>
+        <w:t xml:space="preserve">if</w:t>
       </w:r>
       <w:r>
         <w:t xml:space="preserve"> </w:t>
@@ -10741,7 +10753,13 @@
         <w:pStyle w:val="FirstParagraph"/>
       </w:pPr>
       <w:r>
-        <w:t xml:space="preserve">The two simulated trees (Figure 2.2: everybody untreated; everybody treated) pooled together form a</w:t>
+        <w:t xml:space="preserve">The two simulated trees (Figure 2.2: everybody untreated;</w:t>
+      </w:r>
+      <w:r>
+        <w:t xml:space="preserve"> </w:t>
+      </w:r>
+      <w:r>
+        <w:t xml:space="preserve">everybody treated) pooled together form a</w:t>
       </w:r>
       <w:r>
         <w:t xml:space="preserve"> </w:t>
@@ -13586,7 +13604,13 @@
               <w:t xml:space="preserve"> </w:t>
             </w:r>
             <w:r>
-              <w:t xml:space="preserve">Section 12.4 generalizes IP weighting to continuous treatments; Technical Point 3.1 shows the results fail without positivity even for discrete</w:t>
+              <w:t xml:space="preserve">Section 12.4 generalizes IP weighting to continuous treatments;</w:t>
+            </w:r>
+            <w:r>
+              <w:t xml:space="preserve"> </w:t>
+            </w:r>
+            <w:r>
+              <w:t xml:space="preserve">Technical Point 3.1 shows the results fail without positivity even for discrete</w:t>
             </w:r>
             <w:r>
               <w:t xml:space="preserve"> </w:t>
